--- a/docx/GOB-14.docx
+++ b/docx/GOB-14.docx
@@ -15,7 +15,7 @@
         <w:pStyle w:val="Heading1"/>
       </w:pPr>
       <w:r>
-        <w:t>LEY QUE PROFESIONALIZA LA JEFATURA DE TRANSFORMACIÓN DIGITAL EN LAS ENTIDADES PÚBLICAS A TRAVÉS DEL SERVICIO CIVIL</w:t>
+        <w:t>LEY QUE PROFESIONALIZA LA CONDUCCIÓN DE LA TRANSFORMACIÓN DIGITAL EN LAS ENTIDADES PÚBLICAS Y ESTABLECE LA FAMILIA DE PUESTOS DE TALENTO DIGITAL EN EL SERVICIO CIVIL</w:t>
       </w:r>
     </w:p>
     <w:p>
@@ -44,7 +44,7 @@
         <w:rPr>
           <w:b/>
         </w:rPr>
-        <w:t>LEY QUE PROFESIONALIZA LA JEFATURA DE TRANSFORMACIÓN DIGITAL EN LAS ENTIDADES PÚBLICAS A TRAVÉS DEL SERVICIO CIVIL</w:t>
+        <w:t>LEY QUE PROFESIONALIZA LA CONDUCCIÓN DE LA TRANSFORMACIÓN DIGITAL EN LAS ENTIDADES PÚBLICAS Y ESTABLECE LA FAMILIA DE PUESTOS DE TALENTO DIGITAL EN EL SERVICIO CIVIL</w:t>
       </w:r>
     </w:p>
     <w:p>
@@ -59,7 +59,7 @@
         <w:br/>
       </w:r>
       <w:r>
-        <w:t>La presente ley tiene por objeto profesionalizar la conducción de la transformación digital en las entidades públicas mediante la creación de la Jefatura de Transformación Digital y de una línea de carrera de talento digital en el Servicio Civil.</w:t>
+        <w:t>La presente ley tiene por objeto profesionalizar la conducción de la transformación digital en las entidades públicas, estableciendo el perfil mínimo y las funciones del Líder de Gobierno y Transformación Digital y una familia de puestos de talento digital en el Servicio Civil.</w:t>
       </w:r>
     </w:p>
     <w:p>
@@ -70,13 +70,15 @@
         <w:rPr>
           <w:b/>
         </w:rPr>
-        <w:t>Artículo 2. Jefatura de Transformación Digital</w:t>
+        <w:t>Artículo 2. Líder de Gobierno y Transformación Digital</w:t>
         <w:br/>
       </w:r>
       <w:r>
-        <w:t>2.1 Las entidades del Poder Ejecutivo, los organismos constitucionalmente autónomos, los gobiernos regionales y las municipalidades provinciales cuentan con un Jefe o Jefa de Transformación Digital, que asume las funciones del Líder de Gobierno y Transformación Digital.</w:t>
+        <w:t>2.1. Las entidades del Poder Ejecutivo cuentan con un Líder de Gobierno y Transformación Digital, que depende de la alta dirección y preside la secretaría técnica del Comité de Gobierno y Transformación Digital.</w:t>
         <w:br/>
-        <w:t>2.2 El cargo depende de la alta dirección, preside la secretaría técnica del Comité de Gobierno y Transformación Digital y no puede ejercerse como encargo adicional de otro cargo.</w:t>
+        <w:t>2.2. El rol puede ser ejercido por un directivo o servidor de la entidad que cumpla el perfil mínimo del artículo 4, en tanto la entidad no cuente con disponibilidad presupuestal para un puesto directivo exclusivo. El rol no puede acumularse con el de Oficial de Seguridad y Confianza Digital.</w:t>
+        <w:br/>
+        <w:t>2.3. Los organismos constitucionalmente autónomos, los gobiernos regionales y las municipalidades designan un responsable de transformación digital conforme a sus normas de organización y su autonomía, que cumple las funciones del artículo 3, y pueden adoptar el perfil y el régimen de la presente ley. Las municipalidades distritales pueden compartir un responsable mediante mancomunidades municipales o convenios.</w:t>
       </w:r>
     </w:p>
     <w:p>
@@ -91,7 +93,9 @@
         <w:br/>
       </w:r>
       <w:r>
-        <w:t>Son funciones de la Jefatura: a) formular y conducir el plan de gobierno digital de la entidad; b) asegurar el cumplimiento de las obligaciones de interoperabilidad, datos abiertos, software público y servicios digitales; c) emitir opinión técnica previa en las contrataciones de tecnologías de la información; d) gestionar el portafolio de proyectos digitales y reportar sus indicadores; y e) coordinar con la Secretaría de Gobierno y Transformación Digital.</w:t>
+        <w:t>3.1. Son funciones del Líder de Gobierno y Transformación Digital: a) formular y conducir el plan de gobierno digital de la entidad; b) asegurar el cumplimiento de las obligaciones de interoperabilidad, datos abiertos, software público y servicios digitales; c) emitir opinión técnica previa en las contrataciones de tecnologías de la información; d) gestionar el portafolio de proyectos digitales y reportar sus indicadores; e) coordinar con la Secretaría de Gobierno y Transformación Digital de la Presidencia del Consejo de Ministros; y f) asegurar que los proyectos y contrataciones digitales incorporen seguridad desde el diseño, con opinión previa del Oficial de Seguridad y Confianza Digital.</w:t>
+        <w:br/>
+        <w:t>3.2. El Oficial de Gobierno de Datos de la entidad coordina con el Líder de Gobierno y Transformación Digital. El Oficial de Seguridad y Confianza Digital mantiene independencia funcional respecto de él.</w:t>
       </w:r>
     </w:p>
     <w:p>
@@ -106,9 +110,9 @@
         <w:br/>
       </w:r>
       <w:r>
-        <w:t>4.1 La Autoridad Nacional del Servicio Civil, en coordinación con la Secretaría de Gobierno y Transformación Digital, aprueba el perfil mínimo del cargo, que incluye formación y experiencia en gestión de tecnologías, datos o servicios digitales.</w:t>
+        <w:t>4.1. La Autoridad Nacional del Servicio Civil, en coordinación con la Secretaría de Gobierno y Transformación Digital, aprueba el perfil mínimo del rol, que incluye formación y experiencia en gestión de tecnologías, datos o servicios digitales.</w:t>
         <w:br/>
-        <w:t>4.2 La selección se realiza mediante concurso público de méritos conducido o supervisado por SERVIR, pudiendo emplearse el Cuerpo de Gerentes Públicos regulado por el Decreto Legislativo 1024.</w:t>
+        <w:t>4.2. Cuando la entidad cuente con un puesto directivo exclusivo, la selección se realiza mediante concurso público de méritos, pudiendo emplearse el Cuerpo de Gerentes Públicos regulado por el Decreto Legislativo 1024.</w:t>
       </w:r>
     </w:p>
     <w:p>
@@ -119,11 +123,11 @@
         <w:rPr>
           <w:b/>
         </w:rPr>
-        <w:t>Artículo 5. Permanencia y evaluación</w:t>
+        <w:t>Artículo 5. Régimen del puesto directivo</w:t>
         <w:br/>
       </w:r>
       <w:r>
-        <w:t>El Jefe o Jefa de Transformación Digital es designado por un periodo de cuatro (4) años, renovable, y solo puede ser removido por falta grave, por evaluación de desempeño desaprobatoria o por las causales que establezca el reglamento, mediante resolución motivada.</w:t>
+        <w:t>El puesto directivo exclusivo de Líder de Gobierno y Transformación Digital es de directivo público y se rige por las reglas de designación, periodo, evaluación y remoción del régimen de directivos públicos de la Ley 30057, Ley del Servicio Civil. No puede ser designado como empleado de confianza.</w:t>
       </w:r>
     </w:p>
     <w:p>
@@ -134,11 +138,13 @@
         <w:rPr>
           <w:b/>
         </w:rPr>
-        <w:t>Artículo 6. Línea de carrera de talento digital</w:t>
+        <w:t>Artículo 6. Familia de puestos de talento digital</w:t>
         <w:br/>
       </w:r>
       <w:r>
-        <w:t>SERVIR, en el marco de la Ley 30057, aprueba una familia de puestos de talento digital (gestión de producto, desarrollo de software, datos, diseño de servicios, arquitectura e infraestructura), con perfiles, escalas y rutas de capacitación, que las entidades utilizan en sus cuadros de puestos.</w:t>
+        <w:t>6.1. La Autoridad Nacional del Servicio Civil, en el marco de la Ley 30057, aprueba una familia de puestos de talento digital que comprende, entre otros, los roles de transformación digital, gestión de producto, desarrollo de software, datos, diseño de servicios, arquitectura e infraestructura, y, como subfamilia, la de ciberseguridad, con perfiles y rutas de capacitación.</w:t>
+        <w:br/>
+        <w:t>6.2. La valorización de los puestos se sujeta a las normas de compensaciones de la Ley 30057 y a las leyes anuales de presupuesto. Las entidades incorporan los puestos en sus cuadros de puestos según su disponibilidad presupuestal.</w:t>
       </w:r>
     </w:p>
     <w:p>
@@ -149,26 +155,11 @@
         <w:rPr>
           <w:b/>
         </w:rPr>
-        <w:t>Artículo 7. Gobiernos locales y redes</w:t>
+        <w:t>Artículo 7. Capacitación</w:t>
         <w:br/>
       </w:r>
       <w:r>
-        <w:t>Las municipalidades distritales pueden compartir una Jefatura de Transformación Digital mediante mancomunidades municipales o convenios, o ser atendidas por los equipos de asistencia técnica de la Presidencia del Consejo de Ministros.</w:t>
-      </w:r>
-    </w:p>
-    <w:p>
-      <w:pPr>
-        <w:jc w:val="both"/>
-      </w:pPr>
-      <w:r>
-        <w:rPr>
-          <w:b/>
-        </w:rPr>
-        <w:t>Artículo 8. Capacitación</w:t>
-        <w:br/>
-      </w:r>
-      <w:r>
-        <w:t>La Escuela Nacional de Administración Pública, en coordinación con la Secretaría de Gobierno y Transformación Digital, desarrolla un programa de formación continua en transformación digital para directivos y servidores públicos.</w:t>
+        <w:t>La Escuela Nacional de Administración Pública, en coordinación con la Secretaría de Gobierno y Transformación Digital, desarrolla, con cargo a su presupuesto institucional, un programa de formación continua en transformación digital para directivos y servidores públicos.</w:t>
       </w:r>
     </w:p>
     <w:p>
@@ -183,7 +174,7 @@
         <w:br/>
       </w:r>
       <w:r>
-        <w:t>El Poder Ejecutivo reglamenta la presente ley en un plazo de noventa (90) días hábiles, con refrendo de la Presidencia del Consejo de Ministros.</w:t>
+        <w:t>Reglamentación. El Poder Ejecutivo, mediante decreto supremo refrendado por el presidente del Consejo de Ministros, reglamenta la presente ley en un plazo de noventa días hábiles contados a partir del día siguiente de su publicación.</w:t>
       </w:r>
     </w:p>
     <w:p>
@@ -198,7 +189,7 @@
         <w:br/>
       </w:r>
       <w:r>
-        <w:t>La implementación se financia con cargo al presupuesto institucional de las entidades, sin demandar recursos adicionales al Tesoro Público. La creación de los puestos se sujeta a las normas presupuestales y a los cuadros de puestos de las entidades.</w:t>
+        <w:t>Financiamiento. La implementación se financia con cargo al presupuesto institucional de las entidades, sin demandar recursos adicionales al Tesoro Público. La presente ley no autoriza la creación de plazas; la habilitación de puestos directivos exclusivos se sujeta a las leyes anuales de presupuesto y a la aprobación de los cuadros de puestos.</w:t>
       </w:r>
     </w:p>
     <w:p>
@@ -213,7 +204,7 @@
         <w:br/>
       </w:r>
       <w:r>
-        <w:t>Toda referencia al Líder de Gobierno y Transformación Digital en la normativa vigente se entiende hecha al Jefe o Jefa de Transformación Digital.</w:t>
+        <w:t>Adecuación reglamentaria. El Poder Ejecutivo adecúa el Decreto Supremo 033-2018-PCM y el Reglamento del Decreto Legislativo 1412, aprobado por Decreto Supremo 029-2021-PCM, a lo dispuesto en la presente ley, en el plazo previsto para su reglamentación.</w:t>
       </w:r>
     </w:p>
     <w:p>
@@ -224,11 +215,11 @@
         <w:rPr>
           <w:b/>
         </w:rPr>
-        <w:t>Primera. Disposición Complementaria Transitoria</w:t>
+        <w:t>Única. Disposición Complementaria Transitoria</w:t>
         <w:br/>
       </w:r>
       <w:r>
-        <w:t>La obligación del artículo 2 es exigible a las entidades del Poder Ejecutivo a los doce (12) meses y a los gobiernos regionales y municipalidades provinciales a los veinticuatro (24) meses de la vigencia del reglamento. Hasta entonces, se mantiene la designación vigente del Líder de Gobierno y Transformación Digital.</w:t>
+        <w:t>Perfil de los líderes en funciones. Los Líderes de Gobierno y Transformación Digital designados a la entrada en vigencia de la presente ley acreditan el perfil mínimo en un plazo de doce meses contados desde su aprobación por la Autoridad Nacional del Servicio Civil o son reemplazados por quien lo cumpla.</w:t>
       </w:r>
     </w:p>
     <w:p>
@@ -262,7 +253,7 @@
         <w:jc w:val="both"/>
       </w:pPr>
       <w:r>
-        <w:t>El Decreto Supremo 033-2018-PCM creó el rol de Líder de Gobierno Digital en cada entidad, hoy denominado Líder de Gobierno y Transformación Digital tras el Decreto de Urgencia 006-2020, y cada entidad debe contar con un Comité de Gobierno y Transformación Digital. En la práctica, este rol se asigna por designación a un funcionario de la alta dirección o a un director de órgano de línea, como función adicional a su cargo y sin un perfil técnico mínimo, lo que lo expone a la rotación propia de los cambios de gestión. La transformación digital requiere continuidad de varios años, capacidad para gestionar proyectos tecnológicos complejos y conocimiento de datos, interoperabilidad, contratación de tecnología y diseño de servicios. Sin un responsable profesional y estable, las entidades dependen de consultores externos, repiten errores de contratación y abandonan proyectos a mitad de camino. El Plan Perú 2050 (Reforma del Estado) identifica la reforma de la gestión del capital humano en el sector público como proyecto prioritario. El Reino Unido (marco de capacidades de la profesión digital, de datos y tecnología), Canadá (Directiva sobre Servicio y Digital, que define responsabilidades del CIO) y Chile (Ley 21.180) muestran el valor de profesionalizar este rol.</w:t>
+        <w:t>El Decreto Supremo 033-2018-PCM creó el rol de Líder de Gobierno Digital en cada entidad; hoy se denomina Líder de Gobierno y Transformación Digital y, junto con el Comité de Gobierno y Transformación Digital, se regula en el marco del Sistema Nacional de Transformación Digital (Decreto de Urgencia 006-2020) y del Decreto Supremo 029-2021-PCM, que prevé además el Oficial de Gobierno de Datos y el Oficial de Seguridad y Confianza Digital. En la práctica, este rol se asigna por designación a un funcionario de la alta dirección o a un director de órgano de línea, como función adicional a su cargo y sin un perfil técnico mínimo, lo que lo expone a la rotación propia de los cambios de gestión. La transformación digital requiere continuidad de varios años, capacidad para gestionar proyectos tecnológicos complejos y conocimiento de datos, interoperabilidad, contratación de tecnología y diseño de servicios. Sin un responsable profesional y estable, las entidades dependen de consultores externos, repiten errores de contratación y abandonan proyectos a mitad de camino. Además, no existe en el Servicio Civil una familia de puestos para perfiles digitales, lo que dificulta atraer y retener talento. El Plan Perú 2050 (Reforma del Estado) identifica la reforma de la gestión del capital humano en el sector público como proyecto prioritario. El Reino Unido (marco de capacidades de la profesión digital, de datos y tecnología), Canadá (Directiva sobre Servicio y Digital, que define responsabilidades del CIO) y Chile (Ley 21.180) muestran el valor de profesionalizar este rol.</w:t>
       </w:r>
     </w:p>
     <w:p>
@@ -278,7 +269,7 @@
         <w:jc w:val="both"/>
       </w:pPr>
       <w:r>
-        <w:t>Profesionalizar la conducción de la transformación digital en las entidades públicas mediante un cargo directivo seleccionado por mérito y una línea de carrera de talento digital.</w:t>
+        <w:t>Profesionalizar la conducción de la transformación digital en las entidades públicas mediante un perfil mínimo, funciones legales y selección por mérito del Líder de Gobierno y Transformación Digital, y una familia de puestos de talento digital en el Servicio Civil, sin crear plazas ni gasto.</w:t>
       </w:r>
     </w:p>
     <w:p>
@@ -294,7 +285,7 @@
         <w:jc w:val="both"/>
       </w:pPr>
       <w:r>
-        <w:t>Genera un costo de personal, pues el cargo deja de ser una función adicional; se financia con el presupuesto institucional, reordenando plazas existentes, y su despliegue es gradual. En municipalidades distritales se evita el costo mediante jefaturas compartidas y asistencia técnica. Beneficios: continuidad de los proyectos digitales más allá de los cambios de gestión, mejores decisiones de contratación tecnológica (evitando compras fallidas o duplicadas), menor dependencia de consultorías y un interlocutor técnico estable para la rectoría de gobierno digital. El retorno se medirá con indicadores de ejecución del portafolio digital. Costo fiscal estimado: medio.</w:t>
+        <w:t>La ley no crea plazas ni gasto: el rol puede ejercerse por un directivo o servidor existente que cumpla el perfil, y los puestos directivos exclusivos y de la familia de talento digital se habilitan solo según disponibilidad presupuestal y leyes anuales de presupuesto. El costo directo es administrativo (aprobación de perfiles por SERVIR y formación por la ENAP con su presupuesto). En gobiernos locales se prevén responsables compartidos. Beneficios: continuidad de los proyectos digitales más allá de los cambios de gestión, mejores decisiones de contratación tecnológica, menor dependencia de consultorías, un interlocutor técnico estable para la rectoría de gobierno digital y una vía de carrera para atraer talento digital. Requiere coordinación con el Poder Ejecutivo e informe del MEF sobre sostenibilidad fiscal antes del dictamen. Costo fiscal estimado: bajo.</w:t>
       </w:r>
     </w:p>
     <w:p>
@@ -310,7 +301,7 @@
         <w:jc w:val="both"/>
       </w:pPr>
       <w:r>
-        <w:t>Modifica en lo pertinente el Decreto Supremo 033-2018-PCM y el marco del Sistema Nacional de Transformación Digital, sustituyendo el rol de Líder de Gobierno y Transformación Digital por la Jefatura de Transformación Digital. Complementa la Ley 30057 y el Decreto Legislativo 1024.</w:t>
+        <w:t>No modifica normas con rango de ley. Dispone la adecuación del Decreto Supremo 033-2018-PCM y del Decreto Supremo 029-2021-PCM. Complementa el Decreto de Urgencia 006-2020, el Decreto Legislativo 1412, la Ley 30057 (régimen de directivos públicos y compensaciones) y el Decreto Legislativo 1024. La familia de puestos de talento digital comprende la subfamilia de ciberseguridad, para que exista una sola familia en SERVIR.</w:t>
       </w:r>
     </w:p>
     <w:p>
@@ -326,7 +317,7 @@
         <w:jc w:val="both"/>
       </w:pPr>
       <w:r>
-        <w:t>Por verificar en SPLEY.</w:t>
+        <w:t>Periodo 2021-2026: PL 04491/2022-CR, que modifica los artículos 2, 4 y 7 del Decreto Legislativo 1412 para fortalecer la implementación del gobierno digital (en comisión); PL 05220/2022-CR, que modifica el artículo 9 del Decreto Legislativo 1412 (en comisión).</w:t>
       </w:r>
     </w:p>
     <w:p>
@@ -342,7 +333,175 @@
         <w:jc w:val="both"/>
       </w:pPr>
       <w:r>
-        <w:t>A 2031, el 100% de los ministerios y gobiernos regionales cuentan con Jefatura de Transformación Digital seleccionada por concurso de SERVIR, con permanencia media superior a tres años.</w:t>
+        <w:t>A 2031, el 100% de los ministerios cuenta con Líder de Gobierno y Transformación Digital que cumple el perfil de SERVIR, la familia de puestos de talento digital (con subfamilia de ciberseguridad) está aprobada y en uso en los cuadros de puestos de al menos 30 entidades, y la permanencia media del rol supera tres años.</w:t>
+      </w:r>
+    </w:p>
+    <w:p>
+      <w:pPr>
+        <w:pStyle w:val="Heading2"/>
+      </w:pPr>
+      <w:r>
+        <w:t>Normas que modifica y entidades implicadas</w:t>
+      </w:r>
+    </w:p>
+    <w:p>
+      <w:pPr>
+        <w:pStyle w:val="ListBullet"/>
+      </w:pPr>
+      <w:r>
+        <w:t>Decreto Supremo 033-2018-PCM, rol de Líder de Gobierno Digital — complementa</w:t>
+      </w:r>
+    </w:p>
+    <w:p>
+      <w:pPr>
+        <w:pStyle w:val="ListBullet"/>
+      </w:pPr>
+      <w:r>
+        <w:t>Decreto Supremo 029-2021-PCM, Oficial de Gobierno de Datos y Oficial de Seguridad y Confianza Digital — complementa</w:t>
+      </w:r>
+    </w:p>
+    <w:p>
+      <w:pPr>
+        <w:pStyle w:val="ListBullet"/>
+      </w:pPr>
+      <w:r>
+        <w:t>Ley 30057, Ley del Servicio Civil, régimen de directivos públicos y familias de puestos (sin modificación) — complementa</w:t>
+      </w:r>
+    </w:p>
+    <w:p>
+      <w:pPr>
+        <w:pStyle w:val="ListBullet"/>
+      </w:pPr>
+      <w:r>
+        <w:t>Decreto Legislativo 1024, Cuerpo de Gerentes Públicos, selección — complementa</w:t>
+      </w:r>
+    </w:p>
+    <w:p>
+      <w:pPr>
+        <w:pStyle w:val="ListBullet"/>
+      </w:pPr>
+      <w:r>
+        <w:t>SERVIR (rectora): Aprueba el perfil mínimo (art. 4.1) y la familia de puestos de talento digital con subfamilia de ciberseguridad (art. 6); conduce concursos (art. 4.2).</w:t>
+      </w:r>
+    </w:p>
+    <w:p>
+      <w:pPr>
+        <w:pStyle w:val="ListBullet"/>
+      </w:pPr>
+      <w:r>
+        <w:t>SGTD (consultiva): Coordina perfil y formación (arts. 4.1 y 7) y es contraparte de los líderes (art. 3.1.e).</w:t>
+      </w:r>
+    </w:p>
+    <w:p>
+      <w:pPr>
+        <w:pStyle w:val="ListBullet"/>
+      </w:pPr>
+      <w:r>
+        <w:t>ENAP (ejecutora): Programa de formación continua con su presupuesto (art. 7).</w:t>
+      </w:r>
+    </w:p>
+    <w:p>
+      <w:pPr>
+        <w:pStyle w:val="ListBullet"/>
+      </w:pPr>
+      <w:r>
+        <w:t>MEF (financiadora): Habilitación de puestos según leyes anuales de presupuesto (DCF Segunda).</w:t>
+      </w:r>
+    </w:p>
+    <w:p>
+      <w:pPr>
+        <w:pStyle w:val="ListBullet"/>
+      </w:pPr>
+      <w:r>
+        <w:t>— (ejecutora): Designan un líder con perfil y separan el rol del Oficial de Seguridad (art. 2).</w:t>
+      </w:r>
+    </w:p>
+    <w:p>
+      <w:pPr>
+        <w:pStyle w:val="ListBullet"/>
+      </w:pPr>
+      <w:r>
+        <w:t>— (regulada): Designan responsable conforme a su autonomía (art. 2.3).</w:t>
+      </w:r>
+    </w:p>
+    <w:p>
+      <w:pPr>
+        <w:pStyle w:val="Heading2"/>
+      </w:pPr>
+      <w:r>
+        <w:t>Impacto económico estimado (referencial)</w:t>
+      </w:r>
+    </w:p>
+    <w:p>
+      <w:pPr>
+        <w:pStyle w:val="ListBullet"/>
+      </w:pPr>
+      <w:r>
+        <w:t>Tipo: neutro</w:t>
+      </w:r>
+    </w:p>
+    <w:p>
+      <w:pPr>
+        <w:pStyle w:val="ListBullet"/>
+      </w:pPr>
+      <w:r>
+        <w:t>Costo para el Estado: S/ 0 obligatorio (puestos exclusivos sujetos a disponibilidad presupuestal)</w:t>
+      </w:r>
+    </w:p>
+    <w:p>
+      <w:pPr>
+        <w:pStyle w:val="ListBullet"/>
+      </w:pPr>
+      <w:r>
+        <w:t>Financiamiento: Presupuesto institucional de las entidades, SERVIR y ENAP, sin demandar recursos adicionales al Tesoro; puestos exclusivos solo vía leyes anuales de presupuesto. Requiere coordinación con el Poder Ejecutivo e informe previo de sostenibilidad fiscal del MEF antes del dictamen.</w:t>
+      </w:r>
+    </w:p>
+    <w:p>
+      <w:pPr>
+        <w:pStyle w:val="ListBullet"/>
+      </w:pPr>
+      <w:r>
+        <w:t>Supuestos: La ley no obliga a crear plazas: el rol puede ser asumido por personal existente. El costo potencial de puestos exclusivos depende de decisiones presupuestales futuras y no se estima. Costos administrativos de SERVIR y ENAP absorbidos en su presupuesto.</w:t>
+      </w:r>
+    </w:p>
+    <w:p>
+      <w:pPr>
+        <w:pStyle w:val="ListBullet"/>
+      </w:pPr>
+      <w:r>
+        <w:t>Beneficio para el Estado: Menos compras tecnológicas fallidas o duplicadas y menor dependencia de consultorías. No cuantificable con información pública.</w:t>
+      </w:r>
+    </w:p>
+    <w:p>
+      <w:pPr>
+        <w:pStyle w:val="ListBullet"/>
+      </w:pPr>
+      <w:r>
+        <w:t>Beneficio para la sociedad: Servicios digitales más continuos y mejor diseñados.</w:t>
+      </w:r>
+    </w:p>
+    <w:p>
+      <w:pPr>
+        <w:pStyle w:val="ListBullet"/>
+      </w:pPr>
+      <w:r>
+        <w:t>Inversión privada: No aplica.</w:t>
+      </w:r>
+    </w:p>
+    <w:p>
+      <w:pPr>
+        <w:pStyle w:val="ListBullet"/>
+      </w:pPr>
+      <w:r>
+        <w:t>Costo para privados: Nulo.</w:t>
+      </w:r>
+    </w:p>
+    <w:p>
+      <w:pPr>
+        <w:pStyle w:val="ListBullet"/>
+      </w:pPr>
+      <w:r>
+        <w:t>Riesgos: Que el rol siga ejerciéndose como encargo sin dedicación por falta de presupuesto; brechas salariales frente al mercado; rotación en gobiernos subnacionales.</w:t>
       </w:r>
     </w:p>
     <w:p>
@@ -396,6 +555,14 @@
       </w:pPr>
       <w:r>
         <w:t>Decreto Legislativo 1024, que crea y regula el Cuerpo de Gerentes Públicos — https://www.leyes.congreso.gob.pe/Documentos/DecretosLegislativos/01024.pdf</w:t>
+      </w:r>
+    </w:p>
+    <w:p>
+      <w:pPr>
+        <w:pStyle w:val="ListBullet"/>
+      </w:pPr>
+      <w:r>
+        <w:t>Decreto Supremo 029-2021-PCM, Reglamento del Decreto Legislativo 1412 — https://www.gob.pe/institucion/pcm/normas-legales/1705101-029-2021-pcm</w:t>
       </w:r>
     </w:p>
     <w:p>
